--- a/karpathy-wiki/docs/product/产品介绍-Karpathy-Wiki.docx
+++ b/karpathy-wiki/docs/product/产品介绍-Karpathy-Wiki.docx
@@ -497,7 +497,7 @@
           <w:color w:val="6B7280"/>
           <w:sz w:val="21"/>
         </w:rPr>
-        <w:t>以下八个模块覆盖「资料进来 → 知识成型 → 知识被使用 → 知识库被维护」的完整链路。文中占位标记处可直接替换为对应界面截图。</w:t>
+        <w:t>以下八个模块覆盖「资料进来 → 知识成型 → 知识被使用 → 知识库被维护」的完整链路。各模块配图为其真实运行界面，界面内为演示用示例数据。</w:t>
       </w:r>
     </w:p>
     <w:p>
@@ -556,6 +556,46 @@
     </w:p>
     <w:p>
       <w:pPr>
+        <w:spacing w:before="120"/>
+        <w:jc w:val="center"/>
+      </w:pPr>
+      <w:r>
+        <w:drawing>
+          <wp:inline xmlns:a="http://schemas.openxmlformats.org/drawingml/2006/main" xmlns:pic="http://schemas.openxmlformats.org/drawingml/2006/picture">
+            <wp:extent cx="5760720" cy="3692769"/>
+            <wp:docPr id="1" name="Picture 1"/>
+            <wp:cNvGraphicFramePr>
+              <a:graphicFrameLocks noChangeAspect="1"/>
+            </wp:cNvGraphicFramePr>
+            <a:graphic>
+              <a:graphicData uri="http://schemas.openxmlformats.org/drawingml/2006/picture">
+                <pic:pic>
+                  <pic:nvPicPr>
+                    <pic:cNvPr id="0" name="ingest.png"/>
+                    <pic:cNvPicPr/>
+                  </pic:nvPicPr>
+                  <pic:blipFill>
+                    <a:blip r:embed="rId10"/>
+                    <a:stretch>
+                      <a:fillRect/>
+                    </a:stretch>
+                  </pic:blipFill>
+                  <pic:spPr>
+                    <a:xfrm>
+                      <a:off x="0" y="0"/>
+                      <a:ext cx="5760720" cy="3692769"/>
+                    </a:xfrm>
+                    <a:prstGeom prst="rect"/>
+                  </pic:spPr>
+                </pic:pic>
+              </a:graphicData>
+            </a:graphic>
+          </wp:inline>
+        </w:drawing>
+      </w:r>
+    </w:p>
+    <w:p>
+      <w:pPr>
         <w:spacing w:before="80" w:after="200" w:line="312" w:lineRule="auto"/>
         <w:jc w:val="center"/>
         <w:shd w:val="clear" w:color="auto" w:fill="F2F6FA"/>
@@ -569,11 +609,10 @@
       <w:r>
         <w:rPr>
           <w:rFonts w:ascii="Arial" w:hAnsi="Arial" w:eastAsia="微软雅黑"/>
-          <w:b w:val="0"/>
           <w:color w:val="6B7280"/>
           <w:sz w:val="19"/>
         </w:rPr>
-        <w:t>［此处插入功能截图］投递页（Ingest）——多入口上传、批量投递与投递原件列表</w:t>
+        <w:t>图 1  投递页（Ingest）——多入口上传、批量投递与投递原件列表</w:t>
       </w:r>
     </w:p>
     <w:p>
@@ -632,6 +671,46 @@
     </w:p>
     <w:p>
       <w:pPr>
+        <w:spacing w:before="120"/>
+        <w:jc w:val="center"/>
+      </w:pPr>
+      <w:r>
+        <w:drawing>
+          <wp:inline xmlns:a="http://schemas.openxmlformats.org/drawingml/2006/main" xmlns:pic="http://schemas.openxmlformats.org/drawingml/2006/picture">
+            <wp:extent cx="5760720" cy="3692769"/>
+            <wp:docPr id="2" name="Picture 2"/>
+            <wp:cNvGraphicFramePr>
+              <a:graphicFrameLocks noChangeAspect="1"/>
+            </wp:cNvGraphicFramePr>
+            <a:graphic>
+              <a:graphicData uri="http://schemas.openxmlformats.org/drawingml/2006/picture">
+                <pic:pic>
+                  <pic:nvPicPr>
+                    <pic:cNvPr id="0" name="progress.png"/>
+                    <pic:cNvPicPr/>
+                  </pic:nvPicPr>
+                  <pic:blipFill>
+                    <a:blip r:embed="rId11"/>
+                    <a:stretch>
+                      <a:fillRect/>
+                    </a:stretch>
+                  </pic:blipFill>
+                  <pic:spPr>
+                    <a:xfrm>
+                      <a:off x="0" y="0"/>
+                      <a:ext cx="5760720" cy="3692769"/>
+                    </a:xfrm>
+                    <a:prstGeom prst="rect"/>
+                  </pic:spPr>
+                </pic:pic>
+              </a:graphicData>
+            </a:graphic>
+          </wp:inline>
+        </w:drawing>
+      </w:r>
+    </w:p>
+    <w:p>
+      <w:pPr>
         <w:spacing w:before="80" w:after="200" w:line="312" w:lineRule="auto"/>
         <w:jc w:val="center"/>
         <w:shd w:val="clear" w:color="auto" w:fill="F2F6FA"/>
@@ -645,11 +724,10 @@
       <w:r>
         <w:rPr>
           <w:rFonts w:ascii="Arial" w:hAnsi="Arial" w:eastAsia="微软雅黑"/>
-          <w:b w:val="0"/>
           <w:color w:val="6B7280"/>
           <w:sz w:val="19"/>
         </w:rPr>
-        <w:t>［此处插入功能截图］编译进度页（Progress）——步骤流、工具调用与实时日志</w:t>
+        <w:t>图 2  编译进度页（Progress）——步骤流、工具调用与实时日志</w:t>
       </w:r>
     </w:p>
     <w:p>
@@ -708,6 +786,46 @@
     </w:p>
     <w:p>
       <w:pPr>
+        <w:spacing w:before="120"/>
+        <w:jc w:val="center"/>
+      </w:pPr>
+      <w:r>
+        <w:drawing>
+          <wp:inline xmlns:a="http://schemas.openxmlformats.org/drawingml/2006/main" xmlns:pic="http://schemas.openxmlformats.org/drawingml/2006/picture">
+            <wp:extent cx="5760720" cy="3692769"/>
+            <wp:docPr id="3" name="Picture 3"/>
+            <wp:cNvGraphicFramePr>
+              <a:graphicFrameLocks noChangeAspect="1"/>
+            </wp:cNvGraphicFramePr>
+            <a:graphic>
+              <a:graphicData uri="http://schemas.openxmlformats.org/drawingml/2006/picture">
+                <pic:pic>
+                  <pic:nvPicPr>
+                    <pic:cNvPr id="0" name="browse.png"/>
+                    <pic:cNvPicPr/>
+                  </pic:nvPicPr>
+                  <pic:blipFill>
+                    <a:blip r:embed="rId12"/>
+                    <a:stretch>
+                      <a:fillRect/>
+                    </a:stretch>
+                  </pic:blipFill>
+                  <pic:spPr>
+                    <a:xfrm>
+                      <a:off x="0" y="0"/>
+                      <a:ext cx="5760720" cy="3692769"/>
+                    </a:xfrm>
+                    <a:prstGeom prst="rect"/>
+                  </pic:spPr>
+                </pic:pic>
+              </a:graphicData>
+            </a:graphic>
+          </wp:inline>
+        </w:drawing>
+      </w:r>
+    </w:p>
+    <w:p>
+      <w:pPr>
         <w:spacing w:before="80" w:after="200" w:line="312" w:lineRule="auto"/>
         <w:jc w:val="center"/>
         <w:shd w:val="clear" w:color="auto" w:fill="F2F6FA"/>
@@ -721,11 +839,10 @@
       <w:r>
         <w:rPr>
           <w:rFonts w:ascii="Arial" w:hAnsi="Arial" w:eastAsia="微软雅黑"/>
-          <w:b w:val="0"/>
           <w:color w:val="6B7280"/>
           <w:sz w:val="19"/>
         </w:rPr>
-        <w:t>［此处插入功能截图］浏览页（Browse）——目录树、页面正文与双向链接面板</w:t>
+        <w:t>图 3  浏览页（Browse）——目录树、页面正文与双向链接面板</w:t>
       </w:r>
     </w:p>
     <w:p>
@@ -784,6 +901,46 @@
     </w:p>
     <w:p>
       <w:pPr>
+        <w:spacing w:before="120"/>
+        <w:jc w:val="center"/>
+      </w:pPr>
+      <w:r>
+        <w:drawing>
+          <wp:inline xmlns:a="http://schemas.openxmlformats.org/drawingml/2006/main" xmlns:pic="http://schemas.openxmlformats.org/drawingml/2006/picture">
+            <wp:extent cx="5760720" cy="3692769"/>
+            <wp:docPr id="4" name="Picture 4"/>
+            <wp:cNvGraphicFramePr>
+              <a:graphicFrameLocks noChangeAspect="1"/>
+            </wp:cNvGraphicFramePr>
+            <a:graphic>
+              <a:graphicData uri="http://schemas.openxmlformats.org/drawingml/2006/picture">
+                <pic:pic>
+                  <pic:nvPicPr>
+                    <pic:cNvPr id="0" name="query.png"/>
+                    <pic:cNvPicPr/>
+                  </pic:nvPicPr>
+                  <pic:blipFill>
+                    <a:blip r:embed="rId13"/>
+                    <a:stretch>
+                      <a:fillRect/>
+                    </a:stretch>
+                  </pic:blipFill>
+                  <pic:spPr>
+                    <a:xfrm>
+                      <a:off x="0" y="0"/>
+                      <a:ext cx="5760720" cy="3692769"/>
+                    </a:xfrm>
+                    <a:prstGeom prst="rect"/>
+                  </pic:spPr>
+                </pic:pic>
+              </a:graphicData>
+            </a:graphic>
+          </wp:inline>
+        </w:drawing>
+      </w:r>
+    </w:p>
+    <w:p>
+      <w:pPr>
         <w:spacing w:before="80" w:after="200" w:line="312" w:lineRule="auto"/>
         <w:jc w:val="center"/>
         <w:shd w:val="clear" w:color="auto" w:fill="F2F6FA"/>
@@ -797,11 +954,10 @@
       <w:r>
         <w:rPr>
           <w:rFonts w:ascii="Arial" w:hAnsi="Arial" w:eastAsia="微软雅黑"/>
-          <w:b w:val="0"/>
           <w:color w:val="6B7280"/>
           <w:sz w:val="19"/>
         </w:rPr>
-        <w:t>［此处插入功能截图］问答页（Query）——流式回答、引用角标与检索命中来源</w:t>
+        <w:t>图 4  问答页（Query）——流式回答、引用角标与检索命中来源</w:t>
       </w:r>
     </w:p>
     <w:p>
@@ -860,6 +1016,46 @@
     </w:p>
     <w:p>
       <w:pPr>
+        <w:spacing w:before="120"/>
+        <w:jc w:val="center"/>
+      </w:pPr>
+      <w:r>
+        <w:drawing>
+          <wp:inline xmlns:a="http://schemas.openxmlformats.org/drawingml/2006/main" xmlns:pic="http://schemas.openxmlformats.org/drawingml/2006/picture">
+            <wp:extent cx="5760720" cy="3692769"/>
+            <wp:docPr id="5" name="Picture 5"/>
+            <wp:cNvGraphicFramePr>
+              <a:graphicFrameLocks noChangeAspect="1"/>
+            </wp:cNvGraphicFramePr>
+            <a:graphic>
+              <a:graphicData uri="http://schemas.openxmlformats.org/drawingml/2006/picture">
+                <pic:pic>
+                  <pic:nvPicPr>
+                    <pic:cNvPr id="0" name="graph.png"/>
+                    <pic:cNvPicPr/>
+                  </pic:nvPicPr>
+                  <pic:blipFill>
+                    <a:blip r:embed="rId14"/>
+                    <a:stretch>
+                      <a:fillRect/>
+                    </a:stretch>
+                  </pic:blipFill>
+                  <pic:spPr>
+                    <a:xfrm>
+                      <a:off x="0" y="0"/>
+                      <a:ext cx="5760720" cy="3692769"/>
+                    </a:xfrm>
+                    <a:prstGeom prst="rect"/>
+                  </pic:spPr>
+                </pic:pic>
+              </a:graphicData>
+            </a:graphic>
+          </wp:inline>
+        </w:drawing>
+      </w:r>
+    </w:p>
+    <w:p>
+      <w:pPr>
         <w:spacing w:before="80" w:after="200" w:line="312" w:lineRule="auto"/>
         <w:jc w:val="center"/>
         <w:shd w:val="clear" w:color="auto" w:fill="F2F6FA"/>
@@ -873,11 +1069,10 @@
       <w:r>
         <w:rPr>
           <w:rFonts w:ascii="Arial" w:hAnsi="Arial" w:eastAsia="微软雅黑"/>
-          <w:b w:val="0"/>
           <w:color w:val="6B7280"/>
           <w:sz w:val="19"/>
         </w:rPr>
-        <w:t>［此处插入功能截图］图谱页（Graph）——页面关联图与按类型筛选</w:t>
+        <w:t>图 5  图谱页（Graph）——页面关联图与按类型筛选</w:t>
       </w:r>
     </w:p>
     <w:p>
@@ -936,6 +1131,100 @@
     </w:p>
     <w:p>
       <w:pPr>
+        <w:spacing w:before="120" w:after="40"/>
+        <w:jc w:val="center"/>
+      </w:pPr>
+      <w:r>
+        <w:drawing>
+          <wp:inline xmlns:a="http://schemas.openxmlformats.org/drawingml/2006/main" xmlns:pic="http://schemas.openxmlformats.org/drawingml/2006/picture">
+            <wp:extent cx="5760720" cy="3692769"/>
+            <wp:docPr id="6" name="Picture 6"/>
+            <wp:cNvGraphicFramePr>
+              <a:graphicFrameLocks noChangeAspect="1"/>
+            </wp:cNvGraphicFramePr>
+            <a:graphic>
+              <a:graphicData uri="http://schemas.openxmlformats.org/drawingml/2006/picture">
+                <pic:pic>
+                  <pic:nvPicPr>
+                    <pic:cNvPr id="0" name="health.png"/>
+                    <pic:cNvPicPr/>
+                  </pic:nvPicPr>
+                  <pic:blipFill>
+                    <a:blip r:embed="rId15"/>
+                    <a:stretch>
+                      <a:fillRect/>
+                    </a:stretch>
+                  </pic:blipFill>
+                  <pic:spPr>
+                    <a:xfrm>
+                      <a:off x="0" y="0"/>
+                      <a:ext cx="5760720" cy="3692769"/>
+                    </a:xfrm>
+                    <a:prstGeom prst="rect"/>
+                  </pic:spPr>
+                </pic:pic>
+              </a:graphicData>
+            </a:graphic>
+          </wp:inline>
+        </w:drawing>
+      </w:r>
+    </w:p>
+    <w:p>
+      <w:pPr>
+        <w:spacing w:after="200"/>
+        <w:jc w:val="center"/>
+      </w:pPr>
+      <w:r>
+        <w:rPr>
+          <w:rFonts w:ascii="Arial" w:hAnsi="Arial" w:eastAsia="微软雅黑"/>
+          <w:color w:val="6B7280"/>
+          <w:sz w:val="19"/>
+        </w:rPr>
+        <w:t>图 6  体检中心（Health）——问题分类、跨类多选与批量修复</w:t>
+      </w:r>
+    </w:p>
+    <w:p>
+      <w:pPr>
+        <w:spacing w:before="120"/>
+        <w:jc w:val="center"/>
+      </w:pPr>
+      <w:r>
+        <w:drawing>
+          <wp:inline xmlns:a="http://schemas.openxmlformats.org/drawingml/2006/main" xmlns:pic="http://schemas.openxmlformats.org/drawingml/2006/picture">
+            <wp:extent cx="5760720" cy="3692769"/>
+            <wp:docPr id="7" name="Picture 7"/>
+            <wp:cNvGraphicFramePr>
+              <a:graphicFrameLocks noChangeAspect="1"/>
+            </wp:cNvGraphicFramePr>
+            <a:graphic>
+              <a:graphicData uri="http://schemas.openxmlformats.org/drawingml/2006/picture">
+                <pic:pic>
+                  <pic:nvPicPr>
+                    <pic:cNvPr id="0" name="data-clean.png"/>
+                    <pic:cNvPicPr/>
+                  </pic:nvPicPr>
+                  <pic:blipFill>
+                    <a:blip r:embed="rId16"/>
+                    <a:stretch>
+                      <a:fillRect/>
+                    </a:stretch>
+                  </pic:blipFill>
+                  <pic:spPr>
+                    <a:xfrm>
+                      <a:off x="0" y="0"/>
+                      <a:ext cx="5760720" cy="3692769"/>
+                    </a:xfrm>
+                    <a:prstGeom prst="rect"/>
+                  </pic:spPr>
+                </pic:pic>
+              </a:graphicData>
+            </a:graphic>
+          </wp:inline>
+        </w:drawing>
+      </w:r>
+    </w:p>
+    <w:p>
+      <w:pPr>
         <w:spacing w:before="80" w:after="200" w:line="312" w:lineRule="auto"/>
         <w:jc w:val="center"/>
         <w:shd w:val="clear" w:color="auto" w:fill="F2F6FA"/>
@@ -949,11 +1238,10 @@
       <w:r>
         <w:rPr>
           <w:rFonts w:ascii="Arial" w:hAnsi="Arial" w:eastAsia="微软雅黑"/>
-          <w:b w:val="0"/>
           <w:color w:val="6B7280"/>
           <w:sz w:val="19"/>
         </w:rPr>
-        <w:t>［此处插入功能截图］知识体检 / 数据清洗页（Health、DataClean）——问题分类与批量修复</w:t>
+        <w:t>图 7  页面质量清洗（DataClean）——按问题类型筛选与批量补元信息</w:t>
       </w:r>
     </w:p>
     <w:p>
@@ -1012,6 +1300,100 @@
     </w:p>
     <w:p>
       <w:pPr>
+        <w:spacing w:before="120" w:after="40"/>
+        <w:jc w:val="center"/>
+      </w:pPr>
+      <w:r>
+        <w:drawing>
+          <wp:inline xmlns:a="http://schemas.openxmlformats.org/drawingml/2006/main" xmlns:pic="http://schemas.openxmlformats.org/drawingml/2006/picture">
+            <wp:extent cx="2377440" cy="5145024"/>
+            <wp:docPr id="8" name="Picture 8"/>
+            <wp:cNvGraphicFramePr>
+              <a:graphicFrameLocks noChangeAspect="1"/>
+            </wp:cNvGraphicFramePr>
+            <a:graphic>
+              <a:graphicData uri="http://schemas.openxmlformats.org/drawingml/2006/picture">
+                <pic:pic>
+                  <pic:nvPicPr>
+                    <pic:cNvPr id="0" name="mobile.png"/>
+                    <pic:cNvPicPr/>
+                  </pic:nvPicPr>
+                  <pic:blipFill>
+                    <a:blip r:embed="rId17"/>
+                    <a:stretch>
+                      <a:fillRect/>
+                    </a:stretch>
+                  </pic:blipFill>
+                  <pic:spPr>
+                    <a:xfrm>
+                      <a:off x="0" y="0"/>
+                      <a:ext cx="2377440" cy="5145024"/>
+                    </a:xfrm>
+                    <a:prstGeom prst="rect"/>
+                  </pic:spPr>
+                </pic:pic>
+              </a:graphicData>
+            </a:graphic>
+          </wp:inline>
+        </w:drawing>
+      </w:r>
+    </w:p>
+    <w:p>
+      <w:pPr>
+        <w:spacing w:after="200"/>
+        <w:jc w:val="center"/>
+      </w:pPr>
+      <w:r>
+        <w:rPr>
+          <w:rFonts w:ascii="Arial" w:hAnsi="Arial" w:eastAsia="微软雅黑"/>
+          <w:color w:val="6B7280"/>
+          <w:sz w:val="19"/>
+        </w:rPr>
+        <w:t>图 8  移动端 Shell——手机问答页（会话列表与流式回答）</w:t>
+      </w:r>
+    </w:p>
+    <w:p>
+      <w:pPr>
+        <w:spacing w:before="120"/>
+        <w:jc w:val="center"/>
+      </w:pPr>
+      <w:r>
+        <w:drawing>
+          <wp:inline xmlns:a="http://schemas.openxmlformats.org/drawingml/2006/main" xmlns:pic="http://schemas.openxmlformats.org/drawingml/2006/picture">
+            <wp:extent cx="5760720" cy="3692769"/>
+            <wp:docPr id="9" name="Picture 9"/>
+            <wp:cNvGraphicFramePr>
+              <a:graphicFrameLocks noChangeAspect="1"/>
+            </wp:cNvGraphicFramePr>
+            <a:graphic>
+              <a:graphicData uri="http://schemas.openxmlformats.org/drawingml/2006/picture">
+                <pic:pic>
+                  <pic:nvPicPr>
+                    <pic:cNvPr id="0" name="themes.png"/>
+                    <pic:cNvPicPr/>
+                  </pic:nvPicPr>
+                  <pic:blipFill>
+                    <a:blip r:embed="rId18"/>
+                    <a:stretch>
+                      <a:fillRect/>
+                    </a:stretch>
+                  </pic:blipFill>
+                  <pic:spPr>
+                    <a:xfrm>
+                      <a:off x="0" y="0"/>
+                      <a:ext cx="5760720" cy="3692769"/>
+                    </a:xfrm>
+                    <a:prstGeom prst="rect"/>
+                  </pic:spPr>
+                </pic:pic>
+              </a:graphicData>
+            </a:graphic>
+          </wp:inline>
+        </w:drawing>
+      </w:r>
+    </w:p>
+    <w:p>
+      <w:pPr>
         <w:spacing w:before="80" w:after="200" w:line="312" w:lineRule="auto"/>
         <w:jc w:val="center"/>
         <w:shd w:val="clear" w:color="auto" w:fill="F2F6FA"/>
@@ -1025,11 +1407,10 @@
       <w:r>
         <w:rPr>
           <w:rFonts w:ascii="Arial" w:hAnsi="Arial" w:eastAsia="微软雅黑"/>
-          <w:b w:val="0"/>
           <w:color w:val="6B7280"/>
           <w:sz w:val="19"/>
         </w:rPr>
-        <w:t>［此处插入功能截图］移动端 Shell 与主题切换——手机问答页 + 主题选择面板</w:t>
+        <w:t>图 9  界面主题——主题选择面板</w:t>
       </w:r>
     </w:p>
     <w:p>
@@ -1146,6 +1527,100 @@
     </w:p>
     <w:p>
       <w:pPr>
+        <w:spacing w:before="120" w:after="40"/>
+        <w:jc w:val="center"/>
+      </w:pPr>
+      <w:r>
+        <w:drawing>
+          <wp:inline xmlns:a="http://schemas.openxmlformats.org/drawingml/2006/main" xmlns:pic="http://schemas.openxmlformats.org/drawingml/2006/picture">
+            <wp:extent cx="5760720" cy="3692769"/>
+            <wp:docPr id="10" name="Picture 10"/>
+            <wp:cNvGraphicFramePr>
+              <a:graphicFrameLocks noChangeAspect="1"/>
+            </wp:cNvGraphicFramePr>
+            <a:graphic>
+              <a:graphicData uri="http://schemas.openxmlformats.org/drawingml/2006/picture">
+                <pic:pic>
+                  <pic:nvPicPr>
+                    <pic:cNvPr id="0" name="config.png"/>
+                    <pic:cNvPicPr/>
+                  </pic:nvPicPr>
+                  <pic:blipFill>
+                    <a:blip r:embed="rId19"/>
+                    <a:stretch>
+                      <a:fillRect/>
+                    </a:stretch>
+                  </pic:blipFill>
+                  <pic:spPr>
+                    <a:xfrm>
+                      <a:off x="0" y="0"/>
+                      <a:ext cx="5760720" cy="3692769"/>
+                    </a:xfrm>
+                    <a:prstGeom prst="rect"/>
+                  </pic:spPr>
+                </pic:pic>
+              </a:graphicData>
+            </a:graphic>
+          </wp:inline>
+        </w:drawing>
+      </w:r>
+    </w:p>
+    <w:p>
+      <w:pPr>
+        <w:spacing w:after="200"/>
+        <w:jc w:val="center"/>
+      </w:pPr>
+      <w:r>
+        <w:rPr>
+          <w:rFonts w:ascii="Arial" w:hAnsi="Arial" w:eastAsia="微软雅黑"/>
+          <w:color w:val="6B7280"/>
+          <w:sz w:val="19"/>
+        </w:rPr>
+        <w:t>图 10  配置中心（Config）——模型接入、用户权限与系统配置</w:t>
+      </w:r>
+    </w:p>
+    <w:p>
+      <w:pPr>
+        <w:spacing w:before="120"/>
+        <w:jc w:val="center"/>
+      </w:pPr>
+      <w:r>
+        <w:drawing>
+          <wp:inline xmlns:a="http://schemas.openxmlformats.org/drawingml/2006/main" xmlns:pic="http://schemas.openxmlformats.org/drawingml/2006/picture">
+            <wp:extent cx="5760720" cy="3692769"/>
+            <wp:docPr id="11" name="Picture 11"/>
+            <wp:cNvGraphicFramePr>
+              <a:graphicFrameLocks noChangeAspect="1"/>
+            </wp:cNvGraphicFramePr>
+            <a:graphic>
+              <a:graphicData uri="http://schemas.openxmlformats.org/drawingml/2006/picture">
+                <pic:pic>
+                  <pic:nvPicPr>
+                    <pic:cNvPr id="0" name="tunnel.png"/>
+                    <pic:cNvPicPr/>
+                  </pic:nvPicPr>
+                  <pic:blipFill>
+                    <a:blip r:embed="rId20"/>
+                    <a:stretch>
+                      <a:fillRect/>
+                    </a:stretch>
+                  </pic:blipFill>
+                  <pic:spPr>
+                    <a:xfrm>
+                      <a:off x="0" y="0"/>
+                      <a:ext cx="5760720" cy="3692769"/>
+                    </a:xfrm>
+                    <a:prstGeom prst="rect"/>
+                  </pic:spPr>
+                </pic:pic>
+              </a:graphicData>
+            </a:graphic>
+          </wp:inline>
+        </w:drawing>
+      </w:r>
+    </w:p>
+    <w:p>
+      <w:pPr>
         <w:spacing w:before="80" w:after="200" w:line="312" w:lineRule="auto"/>
         <w:jc w:val="center"/>
         <w:shd w:val="clear" w:color="auto" w:fill="F2F6FA"/>
@@ -1159,11 +1634,10 @@
       <w:r>
         <w:rPr>
           <w:rFonts w:ascii="Arial" w:hAnsi="Arial" w:eastAsia="微软雅黑"/>
-          <w:b w:val="0"/>
           <w:color w:val="6B7280"/>
           <w:sz w:val="19"/>
         </w:rPr>
-        <w:t>［此处插入功能截图］配置页（Config）与隧道页（Tunnel）——模型接入、用户权限与公网访问自检</w:t>
+        <w:t>图 11  内网穿透（Tunnel）——公网访问前置条件自检</w:t>
       </w:r>
     </w:p>
     <w:p>
